--- a/project_course/stage01/report/report.docx
+++ b/project_course/stage01/report/report.docx
@@ -19,13 +19,31 @@
         <w:t xml:space="preserve"> </w:t>
       </w:r>
       <w:r>
-        <w:t xml:space="preserve">лабораторной</w:t>
-      </w:r>
-      <w:r>
-        <w:t xml:space="preserve"> </w:t>
-      </w:r>
-      <w:r>
-        <w:t xml:space="preserve">работе</w:t>
+        <w:t xml:space="preserve">выполнению</w:t>
+      </w:r>
+      <w:r>
+        <w:t xml:space="preserve"> </w:t>
+      </w:r>
+      <w:r>
+        <w:t xml:space="preserve">внешнего</w:t>
+      </w:r>
+      <w:r>
+        <w:t xml:space="preserve"> </w:t>
+      </w:r>
+      <w:r>
+        <w:t xml:space="preserve">курса</w:t>
+      </w:r>
+      <w:r>
+        <w:t xml:space="preserve"> </w:t>
+      </w:r>
+      <w:r>
+        <w:t xml:space="preserve">«Основы</w:t>
+      </w:r>
+      <w:r>
+        <w:t xml:space="preserve"> </w:t>
+      </w:r>
+      <w:r>
+        <w:t xml:space="preserve">кибербезопасности»</w:t>
       </w:r>
     </w:p>
     <w:p>
@@ -33,13 +51,31 @@
         <w:pStyle w:val="Subtitle"/>
       </w:pPr>
       <w:r>
-        <w:t xml:space="preserve">Лабораторная</w:t>
-      </w:r>
-      <w:r>
-        <w:t xml:space="preserve"> </w:t>
-      </w:r>
-      <w:r>
-        <w:t xml:space="preserve">№4</w:t>
+        <w:t xml:space="preserve">Часть</w:t>
+      </w:r>
+      <w:r>
+        <w:t xml:space="preserve"> </w:t>
+      </w:r>
+      <w:r>
+        <w:t xml:space="preserve">1.</w:t>
+      </w:r>
+      <w:r>
+        <w:t xml:space="preserve"> </w:t>
+      </w:r>
+      <w:r>
+        <w:t xml:space="preserve">Безопасность</w:t>
+      </w:r>
+      <w:r>
+        <w:t xml:space="preserve"> </w:t>
+      </w:r>
+      <w:r>
+        <w:t xml:space="preserve">в</w:t>
+      </w:r>
+      <w:r>
+        <w:t xml:space="preserve"> </w:t>
+      </w:r>
+      <w:r>
+        <w:t xml:space="preserve">сети</w:t>
       </w:r>
     </w:p>
     <w:p>
@@ -111,20 +147,11 @@
         <w:pStyle w:val="FirstParagraph"/>
       </w:pPr>
       <w:r>
-        <w:t xml:space="preserve">Получение практических навыков работы в консоли с расширенными атрибутами файлов</w:t>
-      </w:r>
-      <w:r>
-        <w:t xml:space="preserve"> </w:t>
-      </w:r>
-      <w:r>
-        <w:t xml:space="preserve">[1]</w:t>
-      </w:r>
-      <w:r>
-        <w:t xml:space="preserve">.</w:t>
+        <w:t xml:space="preserve">Получение знаний о базовых сетевых протоколах, персонализации сети, браузере TOR и беспроводных сетях.</w:t>
       </w:r>
     </w:p>
     <w:bookmarkEnd w:id="20"/>
-    <w:bookmarkStart w:id="59" w:name="выполнение-лабораторной-работы"/>
+    <w:bookmarkStart w:id="90" w:name="выполнение"/>
     <w:p>
       <w:pPr>
         <w:pStyle w:val="Heading1"/>
@@ -139,7 +166,25 @@
         <w:tab/>
       </w:r>
       <w:r>
-        <w:t xml:space="preserve">Выполнение лабораторной работы</w:t>
+        <w:t xml:space="preserve">Выполнение</w:t>
+      </w:r>
+    </w:p>
+    <w:bookmarkStart w:id="48" w:name="X808aab1f98d65430c717c64c4e7a2057359c678"/>
+    <w:p>
+      <w:pPr>
+        <w:pStyle w:val="Heading3"/>
+      </w:pPr>
+      <w:r>
+        <w:rPr>
+          <w:rStyle w:val="SectionNumber"/>
+        </w:rPr>
+        <w:t xml:space="preserve">2.0.1</w:t>
+      </w:r>
+      <w:r>
+        <w:tab/>
+      </w:r>
+      <w:r>
+        <w:t xml:space="preserve">Как работает интернет: базовые сетевые протоколы</w:t>
       </w:r>
     </w:p>
     <w:p>
@@ -157,15 +202,15 @@
         <w:t xml:space="preserve"> </w:t>
       </w:r>
       <w:r>
-        <w:t xml:space="preserve">От имени пользователя guest определите расширенные атрибуты файла /home/guest/dir1/file1 командой lsattr /home/guest/dir1/file1.</w:t>
-      </w:r>
-    </w:p>
-    <w:p>
-      <w:pPr>
-        <w:pStyle w:val="BodyText"/>
-      </w:pPr>
-      <w:r>
-        <w:t xml:space="preserve">Я перешла в учетную запись пользователя guest командой su guest, затем создала директорию dir1 и файл file1 (mkdir и touch соответственно) и проверила наличие расширенных атрибутов файла file1 командой lsattr /home/guest/dir1/file1 (рис. [??]).</w:t>
+        <w:t xml:space="preserve">Выберите протокол прикладного уровня из списка: UDP, TCP, HTTPS, IP.</w:t>
+      </w:r>
+    </w:p>
+    <w:p>
+      <w:pPr>
+        <w:pStyle w:val="BodyText"/>
+      </w:pPr>
+      <w:r>
+        <w:t xml:space="preserve">Правильный ответ: HTTPS. Именно он является протоколом прикладного уровня, по которому передаются веб-страницы (рис. [??]).</w:t>
       </w:r>
     </w:p>
     <w:p>
@@ -175,9 +220,9 @@
       <w:r>
         <w:drawing>
           <wp:inline>
-            <wp:extent cx="3733800" cy="1565496"/>
+            <wp:extent cx="3733800" cy="3987932"/>
             <wp:effectExtent b="0" l="0" r="0" t="0"/>
-            <wp:docPr descr="Проверка наличия расширенных атрибутов файла" title="fig:" id="22" name="Picture"/>
+            <wp:docPr descr="Задание 1. Условие и верный ответ." title="fig:" id="22" name="Picture"/>
             <a:graphic>
               <a:graphicData uri="http://schemas.openxmlformats.org/drawingml/2006/picture">
                 <pic:pic>
@@ -196,7 +241,7 @@
                   <pic:spPr bwMode="auto">
                     <a:xfrm>
                       <a:off x="0" y="0"/>
-                      <a:ext cx="3733800" cy="1565496"/>
+                      <a:ext cx="3733800" cy="3987932"/>
                     </a:xfrm>
                     <a:prstGeom prst="rect">
                       <a:avLst/>
@@ -220,7 +265,7 @@
         <w:pStyle w:val="ImageCaption"/>
       </w:pPr>
       <w:r>
-        <w:t xml:space="preserve">Проверка наличия расширенных атрибутов файла</w:t>
+        <w:t xml:space="preserve">Задание 1. Условие и верный ответ.</w:t>
       </w:r>
     </w:p>
     <w:p>
@@ -238,15 +283,27 @@
         <w:t xml:space="preserve"> </w:t>
       </w:r>
       <w:r>
-        <w:t xml:space="preserve">Установите командой chmod 600 file1 на файл file1 права, разрешающие чтение и запись для владельца файла.</w:t>
-      </w:r>
-    </w:p>
-    <w:p>
-      <w:pPr>
-        <w:pStyle w:val="BodyText"/>
-      </w:pPr>
-      <w:r>
-        <w:t xml:space="preserve">Я установила права на чтение и запись пользователем файла на файл file1 с помощью команды chmod 600 file1 и проверила командой ls -l (рис. [??]).</w:t>
+        <w:t xml:space="preserve">На каком уровне работает протокол TCP? Транспортном, прикладном, канальном, сетевом?</w:t>
+      </w:r>
+    </w:p>
+    <w:p>
+      <w:pPr>
+        <w:pStyle w:val="BodyText"/>
+      </w:pPr>
+      <w:r>
+        <w:t xml:space="preserve">Правильный ответ: транспортном. Протокол TCP - это самый популярный протокол транспортного уровня, и основная его задача - обеспечить надежную передачу данных между процессами на разных машинах, то есть между моим запросом, набранным в браузере, веб-серверу, где этот веб-сайт лежит</w:t>
+      </w:r>
+      <w:r>
+        <w:t xml:space="preserve"> </w:t>
+      </w:r>
+      <w:r>
+        <w:t xml:space="preserve">[1]</w:t>
+      </w:r>
+      <w:r>
+        <w:t xml:space="preserve"> </w:t>
+      </w:r>
+      <w:r>
+        <w:t xml:space="preserve">(рис. [??]).</w:t>
       </w:r>
     </w:p>
     <w:p>
@@ -256,9 +313,9 @@
       <w:r>
         <w:drawing>
           <wp:inline>
-            <wp:extent cx="3733800" cy="1100874"/>
+            <wp:extent cx="3733800" cy="3987932"/>
             <wp:effectExtent b="0" l="0" r="0" t="0"/>
-            <wp:docPr descr="Установка прав на чтение и запись файла пользователем" title="fig:" id="25" name="Picture"/>
+            <wp:docPr descr="Задание 2. Условие и верный ответ." title="fig:" id="25" name="Picture"/>
             <a:graphic>
               <a:graphicData uri="http://schemas.openxmlformats.org/drawingml/2006/picture">
                 <pic:pic>
@@ -277,7 +334,7 @@
                   <pic:spPr bwMode="auto">
                     <a:xfrm>
                       <a:off x="0" y="0"/>
-                      <a:ext cx="3733800" cy="1100874"/>
+                      <a:ext cx="3733800" cy="3987932"/>
                     </a:xfrm>
                     <a:prstGeom prst="rect">
                       <a:avLst/>
@@ -301,7 +358,7 @@
         <w:pStyle w:val="ImageCaption"/>
       </w:pPr>
       <w:r>
-        <w:t xml:space="preserve">Установка прав на чтение и запись файла пользователем</w:t>
+        <w:t xml:space="preserve">Задание 2. Условие и верный ответ.</w:t>
       </w:r>
     </w:p>
     <w:p>
@@ -319,15 +376,15 @@
         <w:t xml:space="preserve"> </w:t>
       </w:r>
       <w:r>
-        <w:t xml:space="preserve">Попробуйте установить на файл /home/guest/dir1/file1 расширенный атрибут a от имени пользователя guest: chattr +a /home/guest/dir1/file1</w:t>
-      </w:r>
-    </w:p>
-    <w:p>
-      <w:pPr>
-        <w:pStyle w:val="BodyText"/>
-      </w:pPr>
-      <w:r>
-        <w:t xml:space="preserve">Я попробовала устновить расширенный атрибут а от имени пользователя guest с помощью команды chattr +a /home/guest/dir1/file1 и получила отказ (рис. [??]).</w:t>
+        <w:t xml:space="preserve">Выберите все корректные адреса IPv4: 421.0.15.19, 43.12.256.7, 90.11.90.22, 25.198.0.15</w:t>
+      </w:r>
+    </w:p>
+    <w:p>
+      <w:pPr>
+        <w:pStyle w:val="BodyText"/>
+      </w:pPr>
+      <w:r>
+        <w:t xml:space="preserve">IP адреса версии IPv4 должны состоять из 4 чисел, разделенных точками, в диапазоне от 0 до 255. Следовательно, из преведенных адресов корректными являются 90.11.90.22 и 25.198.0.15 (рис. [??]).</w:t>
       </w:r>
     </w:p>
     <w:p>
@@ -337,9 +394,9 @@
       <w:r>
         <w:drawing>
           <wp:inline>
-            <wp:extent cx="3733800" cy="519545"/>
+            <wp:extent cx="3733800" cy="3596640"/>
             <wp:effectExtent b="0" l="0" r="0" t="0"/>
-            <wp:docPr descr="Невозможность установить расширенный атрибут а от имени guest" title="fig:" id="28" name="Picture"/>
+            <wp:docPr descr="Задание 3. Условие и верный ответ." title="fig:" id="28" name="Picture"/>
             <a:graphic>
               <a:graphicData uri="http://schemas.openxmlformats.org/drawingml/2006/picture">
                 <pic:pic>
@@ -358,7 +415,7 @@
                   <pic:spPr bwMode="auto">
                     <a:xfrm>
                       <a:off x="0" y="0"/>
-                      <a:ext cx="3733800" cy="519545"/>
+                      <a:ext cx="3733800" cy="3596640"/>
                     </a:xfrm>
                     <a:prstGeom prst="rect">
                       <a:avLst/>
@@ -382,7 +439,7 @@
         <w:pStyle w:val="ImageCaption"/>
       </w:pPr>
       <w:r>
-        <w:t xml:space="preserve">Невозможность установить расширенный атрибут а от имени guest</w:t>
+        <w:t xml:space="preserve">Задание 3. Условие и верный ответ.</w:t>
       </w:r>
     </w:p>
     <w:p>
@@ -400,15 +457,27 @@
         <w:t xml:space="preserve"> </w:t>
       </w:r>
       <w:r>
-        <w:t xml:space="preserve">Зайдите на третью консоль с правами администратора либо повысьте свои права с помощью команды su. Попробуйте установить расширенный атрибут a на файл /home/guest/dir1/file1 от имени суперпользователя: chattr +a /home/guest/dir1/file1</w:t>
-      </w:r>
-    </w:p>
-    <w:p>
-      <w:pPr>
-        <w:pStyle w:val="BodyText"/>
-      </w:pPr>
-      <w:r>
-        <w:t xml:space="preserve">Я открыла новый терминал, переключилась на администратора командой su -, а затем установила расширенный атрибут a на файл с помощью команды chattr +a /home/guest/dir1/file1 (рис. [??]).</w:t>
+        <w:t xml:space="preserve">DNS сервер: сопоставляет IP адреса доменным именам, сегментирует данные на транспортном уровне, выбирает маршрут пакета в сети, выполняет адресацию на хосте?</w:t>
+      </w:r>
+    </w:p>
+    <w:p>
+      <w:pPr>
+        <w:pStyle w:val="BodyText"/>
+      </w:pPr>
+      <w:r>
+        <w:t xml:space="preserve">Правильный ответ: сопоставляет IP адреса доменным именам. Основная задача DNS (Domain Name Server) – сопоставить название, то есть доменное имя, с корректным IP-адресом, с тем, где лежит этот сервер, этот сайт</w:t>
+      </w:r>
+      <w:r>
+        <w:t xml:space="preserve"> </w:t>
+      </w:r>
+      <w:r>
+        <w:t xml:space="preserve">[1]</w:t>
+      </w:r>
+      <w:r>
+        <w:t xml:space="preserve"> </w:t>
+      </w:r>
+      <w:r>
+        <w:t xml:space="preserve">(рис. [??]).</w:t>
       </w:r>
     </w:p>
     <w:p>
@@ -418,9 +487,9 @@
       <w:r>
         <w:drawing>
           <wp:inline>
-            <wp:extent cx="3733800" cy="1276000"/>
+            <wp:extent cx="3733800" cy="3825464"/>
             <wp:effectExtent b="0" l="0" r="0" t="0"/>
-            <wp:docPr descr="Установка расширенного атрибута а от имени суперпользователя" title="fig:" id="31" name="Picture"/>
+            <wp:docPr descr="Задание 4. Условие и верный ответ." title="fig:" id="31" name="Picture"/>
             <a:graphic>
               <a:graphicData uri="http://schemas.openxmlformats.org/drawingml/2006/picture">
                 <pic:pic>
@@ -439,7 +508,7 @@
                   <pic:spPr bwMode="auto">
                     <a:xfrm>
                       <a:off x="0" y="0"/>
-                      <a:ext cx="3733800" cy="1276000"/>
+                      <a:ext cx="3733800" cy="3825464"/>
                     </a:xfrm>
                     <a:prstGeom prst="rect">
                       <a:avLst/>
@@ -463,7 +532,7 @@
         <w:pStyle w:val="ImageCaption"/>
       </w:pPr>
       <w:r>
-        <w:t xml:space="preserve">Установка расширенного атрибута а от имени суперпользователя</w:t>
+        <w:t xml:space="preserve">Задание 4. Условие и верный ответ.</w:t>
       </w:r>
     </w:p>
     <w:p>
@@ -481,15 +550,15 @@
         <w:t xml:space="preserve"> </w:t>
       </w:r>
       <w:r>
-        <w:t xml:space="preserve">От пользователя guest проверьте правильность установления атрибута: lsattr /home/guest/dir1/file1</w:t>
-      </w:r>
-    </w:p>
-    <w:p>
-      <w:pPr>
-        <w:pStyle w:val="BodyText"/>
-      </w:pPr>
-      <w:r>
-        <w:t xml:space="preserve">От пользователя guest я проверила правильность установления атрибута с помощью команды lsattr /home/guest/dir1/file1 (рис. [??]).</w:t>
+        <w:t xml:space="preserve">Выберите корректную последовательность протоколов в модели TCP/IP.</w:t>
+      </w:r>
+    </w:p>
+    <w:p>
+      <w:pPr>
+        <w:pStyle w:val="BodyText"/>
+      </w:pPr>
+      <w:r>
+        <w:t xml:space="preserve">Правильная последовательность протоколов в модели TCP/IP: прикладной – транспортный – сетевой – канальный (рис. [??]).</w:t>
       </w:r>
     </w:p>
     <w:p>
@@ -499,9 +568,9 @@
       <w:r>
         <w:drawing>
           <wp:inline>
-            <wp:extent cx="3733800" cy="669010"/>
+            <wp:extent cx="3733800" cy="2753072"/>
             <wp:effectExtent b="0" l="0" r="0" t="0"/>
-            <wp:docPr descr="Проверка установки атрибута а от имени guest" title="fig:" id="34" name="Picture"/>
+            <wp:docPr descr="Задание 5. Условие и верный ответ." title="fig:" id="34" name="Picture"/>
             <a:graphic>
               <a:graphicData uri="http://schemas.openxmlformats.org/drawingml/2006/picture">
                 <pic:pic>
@@ -520,7 +589,7 @@
                   <pic:spPr bwMode="auto">
                     <a:xfrm>
                       <a:off x="0" y="0"/>
-                      <a:ext cx="3733800" cy="669010"/>
+                      <a:ext cx="3733800" cy="2753072"/>
                     </a:xfrm>
                     <a:prstGeom prst="rect">
                       <a:avLst/>
@@ -544,15 +613,7 @@
         <w:pStyle w:val="ImageCaption"/>
       </w:pPr>
       <w:r>
-        <w:t xml:space="preserve">Проверка установки атрибута а от имени guest</w:t>
-      </w:r>
-    </w:p>
-    <w:p>
-      <w:pPr>
-        <w:pStyle w:val="BodyText"/>
-      </w:pPr>
-      <w:r>
-        <w:t xml:space="preserve">Атрибут установлен верно.</w:t>
+        <w:t xml:space="preserve">Задание 5. Условие и верный ответ.</w:t>
       </w:r>
     </w:p>
     <w:p>
@@ -570,51 +631,15 @@
         <w:t xml:space="preserve"> </w:t>
       </w:r>
       <w:r>
-        <w:t xml:space="preserve">Выполните дозапись в файл file1 слова «test». После этого выполните чтение файла file1. Убедитесь, что слово test было успешно записано в file1.</w:t>
-      </w:r>
-    </w:p>
-    <w:p>
-      <w:pPr>
-        <w:pStyle w:val="BodyText"/>
-      </w:pPr>
-      <w:r>
-        <w:t xml:space="preserve">С помощью команды echo</w:t>
-      </w:r>
-      <w:r>
-        <w:t xml:space="preserve"> </w:t>
-      </w:r>
-      <w:r>
-        <w:t xml:space="preserve">“</w:t>
-      </w:r>
-      <w:r>
-        <w:t xml:space="preserve">test</w:t>
-      </w:r>
-      <w:r>
-        <w:t xml:space="preserve">”</w:t>
-      </w:r>
-      <w:r>
-        <w:t xml:space="preserve"> </w:t>
-      </w:r>
-      <w:r>
-        <w:t xml:space="preserve">&gt;&gt; dir1/file1 я выполнила дозапись в файл file1 слова «test». Затем я использовала cat и убедилась что</w:t>
-      </w:r>
-      <w:r>
-        <w:t xml:space="preserve"> </w:t>
-      </w:r>
-      <w:r>
-        <w:t xml:space="preserve">“</w:t>
-      </w:r>
-      <w:r>
-        <w:t xml:space="preserve">test</w:t>
-      </w:r>
-      <w:r>
-        <w:t xml:space="preserve">”</w:t>
-      </w:r>
-      <w:r>
-        <w:t xml:space="preserve"> </w:t>
-      </w:r>
-      <w:r>
-        <w:t xml:space="preserve">было записано и выведено (рис. [??]).</w:t>
+        <w:t xml:space="preserve">Протокол http предполагает…</w:t>
+      </w:r>
+    </w:p>
+    <w:p>
+      <w:pPr>
+        <w:pStyle w:val="BodyText"/>
+      </w:pPr>
+      <w:r>
+        <w:t xml:space="preserve">передачу данных между клиентом и сервером в открытом виде. А в зашифрованном виде передает https (рис. [??]).</w:t>
       </w:r>
     </w:p>
     <w:p>
@@ -624,9 +649,9 @@
       <w:r>
         <w:drawing>
           <wp:inline>
-            <wp:extent cx="3733800" cy="768457"/>
+            <wp:extent cx="3733800" cy="2503289"/>
             <wp:effectExtent b="0" l="0" r="0" t="0"/>
-            <wp:docPr descr="Дозапись в файл и вывод текста из файла" title="fig:" id="37" name="Picture"/>
+            <wp:docPr descr="Задание 6. Условие и верный ответ." title="fig:" id="37" name="Picture"/>
             <a:graphic>
               <a:graphicData uri="http://schemas.openxmlformats.org/drawingml/2006/picture">
                 <pic:pic>
@@ -645,7 +670,7 @@
                   <pic:spPr bwMode="auto">
                     <a:xfrm>
                       <a:off x="0" y="0"/>
-                      <a:ext cx="3733800" cy="768457"/>
+                      <a:ext cx="3733800" cy="2503289"/>
                     </a:xfrm>
                     <a:prstGeom prst="rect">
                       <a:avLst/>
@@ -669,7 +694,7 @@
         <w:pStyle w:val="ImageCaption"/>
       </w:pPr>
       <w:r>
-        <w:t xml:space="preserve">Дозапись в файл и вывод текста из файла</w:t>
+        <w:t xml:space="preserve">Задание 6. Условие и верный ответ.</w:t>
       </w:r>
     </w:p>
     <w:p>
@@ -687,51 +712,15 @@
         <w:t xml:space="preserve"> </w:t>
       </w:r>
       <w:r>
-        <w:t xml:space="preserve">Попробуйте удалить файл file1 либо стереть имеющуюся в нём информацию командой echo</w:t>
-      </w:r>
-      <w:r>
-        <w:t xml:space="preserve"> </w:t>
-      </w:r>
-      <w:r>
-        <w:t xml:space="preserve">“</w:t>
-      </w:r>
-      <w:r>
-        <w:t xml:space="preserve">abcd</w:t>
-      </w:r>
-      <w:r>
-        <w:t xml:space="preserve">”</w:t>
-      </w:r>
-      <w:r>
-        <w:t xml:space="preserve"> </w:t>
-      </w:r>
-      <w:r>
-        <w:t xml:space="preserve">&gt; /home/guest/dirl/file1. Попробуйте переименовать файл.</w:t>
-      </w:r>
-    </w:p>
-    <w:p>
-      <w:pPr>
-        <w:pStyle w:val="BodyText"/>
-      </w:pPr>
-      <w:r>
-        <w:t xml:space="preserve">Я попробовала стереть информацию командой перезаписи echo</w:t>
-      </w:r>
-      <w:r>
-        <w:t xml:space="preserve"> </w:t>
-      </w:r>
-      <w:r>
-        <w:t xml:space="preserve">“</w:t>
-      </w:r>
-      <w:r>
-        <w:t xml:space="preserve">abcd</w:t>
-      </w:r>
-      <w:r>
-        <w:t xml:space="preserve">”</w:t>
-      </w:r>
-      <w:r>
-        <w:t xml:space="preserve"> </w:t>
-      </w:r>
-      <w:r>
-        <w:t xml:space="preserve">&gt; /home/guest/dirl/file1, получив запрет на выполнение команды. Аналогично для команды переименования mv dir1/file1 dir1/file2 и для удаления командой rm (рис. [??]).</w:t>
+        <w:t xml:space="preserve">Протокол https состоит из…</w:t>
+      </w:r>
+    </w:p>
+    <w:p>
+      <w:pPr>
+        <w:pStyle w:val="BodyText"/>
+      </w:pPr>
+      <w:r>
+        <w:t xml:space="preserve">двух фаз: рукопожатия и передачи данных. Во время рукопожатия происходит выбор параметров, протоколов, аутентификация (как минимум, сервера), формирование общего секретного ключа K (рис. [??]).</w:t>
       </w:r>
     </w:p>
     <w:p>
@@ -741,9 +730,9 @@
       <w:r>
         <w:drawing>
           <wp:inline>
-            <wp:extent cx="3733800" cy="931907"/>
+            <wp:extent cx="3733800" cy="2305953"/>
             <wp:effectExtent b="0" l="0" r="0" t="0"/>
-            <wp:docPr descr="Запрет действий перезаписи, переименования и удаления файла" title="fig:" id="40" name="Picture"/>
+            <wp:docPr descr="Задание 7. Условие и верный ответ." title="fig:" id="40" name="Picture"/>
             <a:graphic>
               <a:graphicData uri="http://schemas.openxmlformats.org/drawingml/2006/picture">
                 <pic:pic>
@@ -762,7 +751,7 @@
                   <pic:spPr bwMode="auto">
                     <a:xfrm>
                       <a:off x="0" y="0"/>
-                      <a:ext cx="3733800" cy="931907"/>
+                      <a:ext cx="3733800" cy="2305953"/>
                     </a:xfrm>
                     <a:prstGeom prst="rect">
                       <a:avLst/>
@@ -786,7 +775,7 @@
         <w:pStyle w:val="ImageCaption"/>
       </w:pPr>
       <w:r>
-        <w:t xml:space="preserve">Запрет действий перезаписи, переименования и удаления файла</w:t>
+        <w:t xml:space="preserve">Задание 7. Условие и верный ответ.</w:t>
       </w:r>
     </w:p>
     <w:p>
@@ -804,15 +793,30 @@
         <w:t xml:space="preserve"> </w:t>
       </w:r>
       <w:r>
-        <w:t xml:space="preserve">Попробуйте с помощью команды chmod 000 file1 установить на файл file1 права, например, запрещающие чтение и запись для владельца файла. Удалось ли вам успешно выполнить указанные команды?</w:t>
-      </w:r>
-    </w:p>
-    <w:p>
-      <w:pPr>
-        <w:pStyle w:val="BodyText"/>
-      </w:pPr>
-      <w:r>
-        <w:t xml:space="preserve">Я попробовала с помощью команды chmod 000 file1 установить на файл file1 права, но также получила запрет на выполнение этого действия (рис. [??]).</w:t>
+        <w:t xml:space="preserve">Версия протокола TLS определяется…</w:t>
+      </w:r>
+    </w:p>
+    <w:p>
+      <w:pPr>
+        <w:pStyle w:val="BodyText"/>
+      </w:pPr>
+      <w:r>
+        <w:t xml:space="preserve">и клиентом, и сервером в процессе</w:t>
+      </w:r>
+      <w:r>
+        <w:t xml:space="preserve"> </w:t>
+      </w:r>
+      <w:r>
+        <w:t xml:space="preserve">“</w:t>
+      </w:r>
+      <w:r>
+        <w:t xml:space="preserve">переговоров</w:t>
+      </w:r>
+      <w:r>
+        <w:t xml:space="preserve">”</w:t>
+      </w:r>
+      <w:r>
+        <w:t xml:space="preserve">, так как версия TLS должна подходит и клиенту, и серверу (рис. [??]).</w:t>
       </w:r>
     </w:p>
     <w:p>
@@ -822,9 +826,9 @@
       <w:r>
         <w:drawing>
           <wp:inline>
-            <wp:extent cx="3733800" cy="469039"/>
+            <wp:extent cx="3733800" cy="3639422"/>
             <wp:effectExtent b="0" l="0" r="0" t="0"/>
-            <wp:docPr descr="Запрет на действие изменение прав на файл" title="fig:" id="43" name="Picture"/>
+            <wp:docPr descr="Задание 8. Условие и верный ответ." title="fig:" id="43" name="Picture"/>
             <a:graphic>
               <a:graphicData uri="http://schemas.openxmlformats.org/drawingml/2006/picture">
                 <pic:pic>
@@ -843,7 +847,7 @@
                   <pic:spPr bwMode="auto">
                     <a:xfrm>
                       <a:off x="0" y="0"/>
-                      <a:ext cx="3733800" cy="469039"/>
+                      <a:ext cx="3733800" cy="3639422"/>
                     </a:xfrm>
                     <a:prstGeom prst="rect">
                       <a:avLst/>
@@ -867,7 +871,7 @@
         <w:pStyle w:val="ImageCaption"/>
       </w:pPr>
       <w:r>
-        <w:t xml:space="preserve">Запрет на действие изменение прав на файл</w:t>
+        <w:t xml:space="preserve">Задание 8. Условие и верный ответ.</w:t>
       </w:r>
     </w:p>
     <w:p>
@@ -885,15 +889,51 @@
         <w:t xml:space="preserve"> </w:t>
       </w:r>
       <w:r>
-        <w:t xml:space="preserve">Снимите расширенный атрибут a с файла /home/guest/dirl/file1 от имени суперпользователя.</w:t>
-      </w:r>
-    </w:p>
-    <w:p>
-      <w:pPr>
-        <w:pStyle w:val="BodyText"/>
-      </w:pPr>
-      <w:r>
-        <w:t xml:space="preserve">Я сняла расширенный атрибут а с файла от имени суперпользователя командой chattr -a /home/guest/dir1/file1 (рис. [??]).</w:t>
+        <w:t xml:space="preserve">В фазе</w:t>
+      </w:r>
+      <w:r>
+        <w:t xml:space="preserve"> </w:t>
+      </w:r>
+      <w:r>
+        <w:t xml:space="preserve">“</w:t>
+      </w:r>
+      <w:r>
+        <w:t xml:space="preserve">рукопожатия</w:t>
+      </w:r>
+      <w:r>
+        <w:t xml:space="preserve">”</w:t>
+      </w:r>
+      <w:r>
+        <w:t xml:space="preserve"> </w:t>
+      </w:r>
+      <w:r>
+        <w:t xml:space="preserve">протокола TLS не предусмотрено…</w:t>
+      </w:r>
+    </w:p>
+    <w:p>
+      <w:pPr>
+        <w:pStyle w:val="BodyText"/>
+      </w:pPr>
+      <w:r>
+        <w:t xml:space="preserve">шифрование данных. Шифрование данных начинается после завершения фазы</w:t>
+      </w:r>
+      <w:r>
+        <w:t xml:space="preserve"> </w:t>
+      </w:r>
+      <w:r>
+        <w:t xml:space="preserve">“</w:t>
+      </w:r>
+      <w:r>
+        <w:t xml:space="preserve">рукопожатия</w:t>
+      </w:r>
+      <w:r>
+        <w:t xml:space="preserve">”</w:t>
+      </w:r>
+      <w:r>
+        <w:t xml:space="preserve"> </w:t>
+      </w:r>
+      <w:r>
+        <w:t xml:space="preserve">(рис. [??]).</w:t>
       </w:r>
     </w:p>
     <w:p>
@@ -903,9 +943,9 @@
       <w:r>
         <w:drawing>
           <wp:inline>
-            <wp:extent cx="3733800" cy="483101"/>
+            <wp:extent cx="3733800" cy="2785676"/>
             <wp:effectExtent b="0" l="0" r="0" t="0"/>
-            <wp:docPr descr="Снятие расширенного атрибута а от имени суперпользователя" title="fig:" id="46" name="Picture"/>
+            <wp:docPr descr="Задание 9. Условие и верный ответ." title="fig:" id="46" name="Picture"/>
             <a:graphic>
               <a:graphicData uri="http://schemas.openxmlformats.org/drawingml/2006/picture">
                 <pic:pic>
@@ -924,7 +964,7 @@
                   <pic:spPr bwMode="auto">
                     <a:xfrm>
                       <a:off x="0" y="0"/>
-                      <a:ext cx="3733800" cy="483101"/>
+                      <a:ext cx="3733800" cy="2785676"/>
                     </a:xfrm>
                     <a:prstGeom prst="rect">
                       <a:avLst/>
@@ -948,12 +988,31 @@
         <w:pStyle w:val="ImageCaption"/>
       </w:pPr>
       <w:r>
-        <w:t xml:space="preserve">Снятие расширенного атрибута а от имени суперпользователя</w:t>
-      </w:r>
-    </w:p>
-    <w:p>
-      <w:pPr>
-        <w:pStyle w:val="BodyText"/>
+        <w:t xml:space="preserve">Задание 9. Условие и верный ответ.</w:t>
+      </w:r>
+    </w:p>
+    <w:bookmarkEnd w:id="48"/>
+    <w:bookmarkStart w:id="60" w:name="персонализация-сети"/>
+    <w:p>
+      <w:pPr>
+        <w:pStyle w:val="Heading3"/>
+      </w:pPr>
+      <w:r>
+        <w:rPr>
+          <w:rStyle w:val="SectionNumber"/>
+        </w:rPr>
+        <w:t xml:space="preserve">2.0.2</w:t>
+      </w:r>
+      <w:r>
+        <w:tab/>
+      </w:r>
+      <w:r>
+        <w:t xml:space="preserve">Персонализация сети</w:t>
+      </w:r>
+    </w:p>
+    <w:p>
+      <w:pPr>
+        <w:pStyle w:val="FirstParagraph"/>
       </w:pPr>
       <w:r>
         <w:rPr>
@@ -966,15 +1025,15 @@
         <w:t xml:space="preserve"> </w:t>
       </w:r>
       <w:r>
-        <w:t xml:space="preserve">Повторите операции, которые вам ранее не удавалось выполнить.</w:t>
-      </w:r>
-    </w:p>
-    <w:p>
-      <w:pPr>
-        <w:pStyle w:val="BodyText"/>
-      </w:pPr>
-      <w:r>
-        <w:t xml:space="preserve">Я убедилась, что расширенный атрибут а снят командой lsattr, затем повторила действия перезаписи, переименования, смены прав на файл и удаления файла (рис. [??]).</w:t>
+        <w:t xml:space="preserve">Куки хранят: пароль пользователя, IP адрес, id сессии, идентификатор пользователя?</w:t>
+      </w:r>
+    </w:p>
+    <w:p>
+      <w:pPr>
+        <w:pStyle w:val="BodyText"/>
+      </w:pPr>
+      <w:r>
+        <w:t xml:space="preserve">Куки хранят id сессии и идентификатор пользователя, так как суть куков в том, что идентифицировать пользователя и контент, связанный именно с ним (рис. [??]).</w:t>
       </w:r>
     </w:p>
     <w:p>
@@ -984,20 +1043,20 @@
       <w:r>
         <w:drawing>
           <wp:inline>
-            <wp:extent cx="3733800" cy="1521465"/>
+            <wp:extent cx="3733800" cy="3136930"/>
             <wp:effectExtent b="0" l="0" r="0" t="0"/>
-            <wp:docPr descr="Повторение запрещенных ранее действий с файлом ныне без расширенного атрибута а" title="fig:" id="49" name="Picture"/>
+            <wp:docPr descr="Задание 10. Условие и верный ответ." title="fig:" id="50" name="Picture"/>
             <a:graphic>
               <a:graphicData uri="http://schemas.openxmlformats.org/drawingml/2006/picture">
                 <pic:pic>
                   <pic:nvPicPr>
-                    <pic:cNvPr descr="image/fig010.png" id="50" name="Picture"/>
+                    <pic:cNvPr descr="image/fig010.png" id="51" name="Picture"/>
                     <pic:cNvPicPr>
                       <a:picLocks noChangeArrowheads="1" noChangeAspect="1"/>
                     </pic:cNvPicPr>
                   </pic:nvPicPr>
                   <pic:blipFill>
-                    <a:blip r:embed="rId48"/>
+                    <a:blip r:embed="rId49"/>
                     <a:stretch>
                       <a:fillRect/>
                     </a:stretch>
@@ -1005,7 +1064,7 @@
                   <pic:spPr bwMode="auto">
                     <a:xfrm>
                       <a:off x="0" y="0"/>
-                      <a:ext cx="3733800" cy="1521465"/>
+                      <a:ext cx="3733800" cy="3136930"/>
                     </a:xfrm>
                     <a:prstGeom prst="rect">
                       <a:avLst/>
@@ -1029,15 +1088,7 @@
         <w:pStyle w:val="ImageCaption"/>
       </w:pPr>
       <w:r>
-        <w:t xml:space="preserve">Повторение запрещенных ранее действий с файлом ныне без расширенного атрибута а</w:t>
-      </w:r>
-    </w:p>
-    <w:p>
-      <w:pPr>
-        <w:pStyle w:val="BodyText"/>
-      </w:pPr>
-      <w:r>
-        <w:t xml:space="preserve">Как можно видеть на скриншоте все действия были разрешены и выполнены.</w:t>
+        <w:t xml:space="preserve">Задание 10. Условие и верный ответ.</w:t>
       </w:r>
     </w:p>
     <w:p>
@@ -1055,15 +1106,15 @@
         <w:t xml:space="preserve"> </w:t>
       </w:r>
       <w:r>
-        <w:t xml:space="preserve">Повторите ваши действия по шагам, заменив атрибут «a» атрибутом «i». Удалось ли вам дозаписать информацию в файл?</w:t>
-      </w:r>
-    </w:p>
-    <w:p>
-      <w:pPr>
-        <w:pStyle w:val="BodyText"/>
-      </w:pPr>
-      <w:r>
-        <w:t xml:space="preserve">Сначала я создала файл командой touch file1, затем назначила права командой chmod 600 file1 (чтение и запись пользователем), попробовала от имени guest установить расширенных атрибут i, убедилась, что в случае с i, как и с атрибутом a, от имени guest это сделать нельзя (рис. [??]).</w:t>
+        <w:t xml:space="preserve">Куки не используются для аутентификации пользователя, персонализации веб-страниц, отслеживания информации о пользователе, сборе статистики посещаемости сайта, улучшения надежности соединения?</w:t>
+      </w:r>
+    </w:p>
+    <w:p>
+      <w:pPr>
+        <w:pStyle w:val="BodyText"/>
+      </w:pPr>
+      <w:r>
+        <w:t xml:space="preserve">Куки не используются для улучшения надежности соединения, так как соединение совершенно другая плоскость (рис. [??]).</w:t>
       </w:r>
     </w:p>
     <w:p>
@@ -1073,20 +1124,20 @@
       <w:r>
         <w:drawing>
           <wp:inline>
-            <wp:extent cx="3733800" cy="1041022"/>
+            <wp:extent cx="3733800" cy="4170051"/>
             <wp:effectExtent b="0" l="0" r="0" t="0"/>
-            <wp:docPr descr="Запрет на установку расширенного атрибута i от имени guest" title="fig:" id="52" name="Picture"/>
+            <wp:docPr descr="Задание 11. Условие и верный ответ." title="fig:" id="53" name="Picture"/>
             <a:graphic>
               <a:graphicData uri="http://schemas.openxmlformats.org/drawingml/2006/picture">
                 <pic:pic>
                   <pic:nvPicPr>
-                    <pic:cNvPr descr="image/fig011.png" id="53" name="Picture"/>
+                    <pic:cNvPr descr="image/fig011.png" id="54" name="Picture"/>
                     <pic:cNvPicPr>
                       <a:picLocks noChangeArrowheads="1" noChangeAspect="1"/>
                     </pic:cNvPicPr>
                   </pic:nvPicPr>
                   <pic:blipFill>
-                    <a:blip r:embed="rId51"/>
+                    <a:blip r:embed="rId52"/>
                     <a:stretch>
                       <a:fillRect/>
                     </a:stretch>
@@ -1094,7 +1145,7 @@
                   <pic:spPr bwMode="auto">
                     <a:xfrm>
                       <a:off x="0" y="0"/>
-                      <a:ext cx="3733800" cy="1041022"/>
+                      <a:ext cx="3733800" cy="4170051"/>
                     </a:xfrm>
                     <a:prstGeom prst="rect">
                       <a:avLst/>
@@ -1118,15 +1169,33 @@
         <w:pStyle w:val="ImageCaption"/>
       </w:pPr>
       <w:r>
-        <w:t xml:space="preserve">Запрет на установку расширенного атрибута i от имени guest</w:t>
-      </w:r>
-    </w:p>
-    <w:p>
-      <w:pPr>
-        <w:pStyle w:val="BodyText"/>
-      </w:pPr>
-      <w:r>
-        <w:t xml:space="preserve">Затем от имени суперпользователя я установила расширенный атрибут командой chattr +i /home/guest/dir1/file1 (рис. [??]).</w:t>
+        <w:t xml:space="preserve">Задание 11. Условие и верный ответ.</w:t>
+      </w:r>
+    </w:p>
+    <w:p>
+      <w:pPr>
+        <w:pStyle w:val="BodyText"/>
+      </w:pPr>
+      <w:r>
+        <w:rPr>
+          <w:bCs/>
+          <w:b/>
+        </w:rPr>
+        <w:t xml:space="preserve">Задание 12.</w:t>
+      </w:r>
+      <w:r>
+        <w:t xml:space="preserve"> </w:t>
+      </w:r>
+      <w:r>
+        <w:t xml:space="preserve">Куки генерируются клиентом или сервером?</w:t>
+      </w:r>
+    </w:p>
+    <w:p>
+      <w:pPr>
+        <w:pStyle w:val="BodyText"/>
+      </w:pPr>
+      <w:r>
+        <w:t xml:space="preserve">Куки генерируются сервером, хотя хранятся они уже на клиенте (браузером) (рис. [??]).</w:t>
       </w:r>
     </w:p>
     <w:p>
@@ -1136,20 +1205,20 @@
       <w:r>
         <w:drawing>
           <wp:inline>
-            <wp:extent cx="3733800" cy="1521465"/>
+            <wp:extent cx="3733800" cy="3136930"/>
             <wp:effectExtent b="0" l="0" r="0" t="0"/>
-            <wp:docPr descr="Установка расширенного атрибута i от имени суперпользователя" title="fig:" id="54" name="Picture"/>
+            <wp:docPr descr="Задание 12. Условие и верный ответ." title="fig:" id="55" name="Picture"/>
             <a:graphic>
               <a:graphicData uri="http://schemas.openxmlformats.org/drawingml/2006/picture">
                 <pic:pic>
                   <pic:nvPicPr>
-                    <pic:cNvPr descr="image/fig010.png" id="55" name="Picture"/>
+                    <pic:cNvPr descr="image/fig010.png" id="56" name="Picture"/>
                     <pic:cNvPicPr>
                       <a:picLocks noChangeArrowheads="1" noChangeAspect="1"/>
                     </pic:cNvPicPr>
                   </pic:nvPicPr>
                   <pic:blipFill>
-                    <a:blip r:embed="rId48"/>
+                    <a:blip r:embed="rId49"/>
                     <a:stretch>
                       <a:fillRect/>
                     </a:stretch>
@@ -1157,7 +1226,7 @@
                   <pic:spPr bwMode="auto">
                     <a:xfrm>
                       <a:off x="0" y="0"/>
-                      <a:ext cx="3733800" cy="1521465"/>
+                      <a:ext cx="3733800" cy="3136930"/>
                     </a:xfrm>
                     <a:prstGeom prst="rect">
                       <a:avLst/>
@@ -1181,15 +1250,33 @@
         <w:pStyle w:val="ImageCaption"/>
       </w:pPr>
       <w:r>
-        <w:t xml:space="preserve">Установка расширенного атрибута i от имени суперпользователя</w:t>
-      </w:r>
-    </w:p>
-    <w:p>
-      <w:pPr>
-        <w:pStyle w:val="BodyText"/>
-      </w:pPr>
-      <w:r>
-        <w:t xml:space="preserve">Как и в случае с атрибутом a я проверила могу ли я дозаписать в файл строку, затем переписать текст файла, переименовать файл, поменять права на файл и удалить файл (рис. [??]).</w:t>
+        <w:t xml:space="preserve">Задание 12. Условие и верный ответ.</w:t>
+      </w:r>
+    </w:p>
+    <w:p>
+      <w:pPr>
+        <w:pStyle w:val="BodyText"/>
+      </w:pPr>
+      <w:r>
+        <w:rPr>
+          <w:bCs/>
+          <w:b/>
+        </w:rPr>
+        <w:t xml:space="preserve">Задание 13.</w:t>
+      </w:r>
+      <w:r>
+        <w:t xml:space="preserve"> </w:t>
+      </w:r>
+      <w:r>
+        <w:t xml:space="preserve">Сессионные куки хранятся в браузере?</w:t>
+      </w:r>
+    </w:p>
+    <w:p>
+      <w:pPr>
+        <w:pStyle w:val="BodyText"/>
+      </w:pPr>
+      <w:r>
+        <w:t xml:space="preserve">Правильной ответ: Да, на время пользования веб-сайтом. Это особенность именно сессионных куки, срок хранения же имеют постоянные куки (рис. [??]).</w:t>
       </w:r>
     </w:p>
     <w:p>
@@ -1199,20 +1286,20 @@
       <w:r>
         <w:drawing>
           <wp:inline>
-            <wp:extent cx="3733800" cy="1596690"/>
+            <wp:extent cx="3733800" cy="3518860"/>
             <wp:effectExtent b="0" l="0" r="0" t="0"/>
-            <wp:docPr descr="Запрет на выполнение действий с файлом с атрибутом i" title="fig:" id="57" name="Picture"/>
+            <wp:docPr descr="Задание 13. Условие и верный ответ." title="fig:" id="58" name="Picture"/>
             <a:graphic>
               <a:graphicData uri="http://schemas.openxmlformats.org/drawingml/2006/picture">
                 <pic:pic>
                   <pic:nvPicPr>
-                    <pic:cNvPr descr="image/fig013.png" id="58" name="Picture"/>
+                    <pic:cNvPr descr="image/fig013.png" id="59" name="Picture"/>
                     <pic:cNvPicPr>
                       <a:picLocks noChangeArrowheads="1" noChangeAspect="1"/>
                     </pic:cNvPicPr>
                   </pic:nvPicPr>
                   <pic:blipFill>
-                    <a:blip r:embed="rId56"/>
+                    <a:blip r:embed="rId57"/>
                     <a:stretch>
                       <a:fillRect/>
                     </a:stretch>
@@ -1220,7 +1307,7 @@
                   <pic:spPr bwMode="auto">
                     <a:xfrm>
                       <a:off x="0" y="0"/>
-                      <a:ext cx="3733800" cy="1596690"/>
+                      <a:ext cx="3733800" cy="3518860"/>
                     </a:xfrm>
                     <a:prstGeom prst="rect">
                       <a:avLst/>
@@ -1244,19 +1331,779 @@
         <w:pStyle w:val="ImageCaption"/>
       </w:pPr>
       <w:r>
-        <w:t xml:space="preserve">Запрет на выполнение действий с файлом с атрибутом i</w:t>
-      </w:r>
-    </w:p>
-    <w:p>
-      <w:pPr>
-        <w:pStyle w:val="BodyText"/>
-      </w:pPr>
-      <w:r>
-        <w:t xml:space="preserve">Как можно видеть, все эти действия запрещены. То есть в отличие от атрибута а, с атрибутом i нельзя сделать даже дозапись.</w:t>
-      </w:r>
-    </w:p>
-    <w:bookmarkEnd w:id="59"/>
-    <w:bookmarkStart w:id="60" w:name="выводы"/>
+        <w:t xml:space="preserve">Задание 13. Условие и верный ответ.</w:t>
+      </w:r>
+    </w:p>
+    <w:bookmarkEnd w:id="60"/>
+    <w:bookmarkStart w:id="73" w:name="браузер-tor.-анонимизация"/>
+    <w:p>
+      <w:pPr>
+        <w:pStyle w:val="Heading3"/>
+      </w:pPr>
+      <w:r>
+        <w:rPr>
+          <w:rStyle w:val="SectionNumber"/>
+        </w:rPr>
+        <w:t xml:space="preserve">2.0.3</w:t>
+      </w:r>
+      <w:r>
+        <w:tab/>
+      </w:r>
+      <w:r>
+        <w:t xml:space="preserve">Браузер TOR. Анонимизация</w:t>
+      </w:r>
+    </w:p>
+    <w:p>
+      <w:pPr>
+        <w:pStyle w:val="FirstParagraph"/>
+      </w:pPr>
+      <w:r>
+        <w:rPr>
+          <w:bCs/>
+          <w:b/>
+        </w:rPr>
+        <w:t xml:space="preserve">Задание 14.</w:t>
+      </w:r>
+      <w:r>
+        <w:t xml:space="preserve"> </w:t>
+      </w:r>
+      <w:r>
+        <w:t xml:space="preserve">Сколько промежуточных узлов в луковой сети TOR?</w:t>
+      </w:r>
+    </w:p>
+    <w:p>
+      <w:pPr>
+        <w:pStyle w:val="BodyText"/>
+      </w:pPr>
+      <w:r>
+        <w:t xml:space="preserve">Правильный ответ: 3. Это минимальное и достаточное количество для анонимизации пользователя (рис. [??]).</w:t>
+      </w:r>
+    </w:p>
+    <w:p>
+      <w:pPr>
+        <w:pStyle w:val="CaptionedFigure"/>
+      </w:pPr>
+      <w:r>
+        <w:drawing>
+          <wp:inline>
+            <wp:extent cx="3733800" cy="3518860"/>
+            <wp:effectExtent b="0" l="0" r="0" t="0"/>
+            <wp:docPr descr="Задание 14. Условие и верный ответ." title="fig:" id="62" name="Picture"/>
+            <a:graphic>
+              <a:graphicData uri="http://schemas.openxmlformats.org/drawingml/2006/picture">
+                <pic:pic>
+                  <pic:nvPicPr>
+                    <pic:cNvPr descr="image/fig014.png" id="63" name="Picture"/>
+                    <pic:cNvPicPr>
+                      <a:picLocks noChangeArrowheads="1" noChangeAspect="1"/>
+                    </pic:cNvPicPr>
+                  </pic:nvPicPr>
+                  <pic:blipFill>
+                    <a:blip r:embed="rId61"/>
+                    <a:stretch>
+                      <a:fillRect/>
+                    </a:stretch>
+                  </pic:blipFill>
+                  <pic:spPr bwMode="auto">
+                    <a:xfrm>
+                      <a:off x="0" y="0"/>
+                      <a:ext cx="3733800" cy="3518860"/>
+                    </a:xfrm>
+                    <a:prstGeom prst="rect">
+                      <a:avLst/>
+                    </a:prstGeom>
+                    <a:noFill/>
+                    <a:ln w="9525">
+                      <a:noFill/>
+                      <a:headEnd/>
+                      <a:tailEnd/>
+                    </a:ln>
+                  </pic:spPr>
+                </pic:pic>
+              </a:graphicData>
+            </a:graphic>
+          </wp:inline>
+        </w:drawing>
+      </w:r>
+    </w:p>
+    <w:p>
+      <w:pPr>
+        <w:pStyle w:val="ImageCaption"/>
+      </w:pPr>
+      <w:r>
+        <w:t xml:space="preserve">Задание 14. Условие и верный ответ.</w:t>
+      </w:r>
+    </w:p>
+    <w:p>
+      <w:pPr>
+        <w:pStyle w:val="BodyText"/>
+      </w:pPr>
+      <w:r>
+        <w:rPr>
+          <w:bCs/>
+          <w:b/>
+        </w:rPr>
+        <w:t xml:space="preserve">Задание 15.</w:t>
+      </w:r>
+      <w:r>
+        <w:t xml:space="preserve"> </w:t>
+      </w:r>
+      <w:r>
+        <w:t xml:space="preserve">IP-адрес получателя известен охранному узлу, промежуточному узлу, отправителю, выходному узлу?</w:t>
+      </w:r>
+    </w:p>
+    <w:p>
+      <w:pPr>
+        <w:pStyle w:val="BodyText"/>
+      </w:pPr>
+      <w:r>
+        <w:t xml:space="preserve">Правильный ответ: отправителю, выходному узлу. Охранный узел знает только отправителя, а промежуточный не знает ни того, ни другого (рис. [??]).</w:t>
+      </w:r>
+    </w:p>
+    <w:p>
+      <w:pPr>
+        <w:pStyle w:val="CaptionedFigure"/>
+      </w:pPr>
+      <w:r>
+        <w:drawing>
+          <wp:inline>
+            <wp:extent cx="3733800" cy="3782290"/>
+            <wp:effectExtent b="0" l="0" r="0" t="0"/>
+            <wp:docPr descr="Задание 15. Условие и верный ответ." title="fig:" id="65" name="Picture"/>
+            <a:graphic>
+              <a:graphicData uri="http://schemas.openxmlformats.org/drawingml/2006/picture">
+                <pic:pic>
+                  <pic:nvPicPr>
+                    <pic:cNvPr descr="image/fig015.png" id="66" name="Picture"/>
+                    <pic:cNvPicPr>
+                      <a:picLocks noChangeArrowheads="1" noChangeAspect="1"/>
+                    </pic:cNvPicPr>
+                  </pic:nvPicPr>
+                  <pic:blipFill>
+                    <a:blip r:embed="rId64"/>
+                    <a:stretch>
+                      <a:fillRect/>
+                    </a:stretch>
+                  </pic:blipFill>
+                  <pic:spPr bwMode="auto">
+                    <a:xfrm>
+                      <a:off x="0" y="0"/>
+                      <a:ext cx="3733800" cy="3782290"/>
+                    </a:xfrm>
+                    <a:prstGeom prst="rect">
+                      <a:avLst/>
+                    </a:prstGeom>
+                    <a:noFill/>
+                    <a:ln w="9525">
+                      <a:noFill/>
+                      <a:headEnd/>
+                      <a:tailEnd/>
+                    </a:ln>
+                  </pic:spPr>
+                </pic:pic>
+              </a:graphicData>
+            </a:graphic>
+          </wp:inline>
+        </w:drawing>
+      </w:r>
+    </w:p>
+    <w:p>
+      <w:pPr>
+        <w:pStyle w:val="ImageCaption"/>
+      </w:pPr>
+      <w:r>
+        <w:t xml:space="preserve">Задание 15. Условие и верный ответ.</w:t>
+      </w:r>
+    </w:p>
+    <w:p>
+      <w:pPr>
+        <w:pStyle w:val="BodyText"/>
+      </w:pPr>
+      <w:r>
+        <w:rPr>
+          <w:bCs/>
+          <w:b/>
+        </w:rPr>
+        <w:t xml:space="preserve">Задание 16.</w:t>
+      </w:r>
+      <w:r>
+        <w:t xml:space="preserve"> </w:t>
+      </w:r>
+      <w:r>
+        <w:t xml:space="preserve">Отправитель генерирует общий секретный ключ…</w:t>
+      </w:r>
+    </w:p>
+    <w:p>
+      <w:pPr>
+        <w:pStyle w:val="BodyText"/>
+      </w:pPr>
+      <w:r>
+        <w:t xml:space="preserve">с охранным, промежуточным и выходном узлом. Но в то же время существует отдельное генерирование попарных ключей между узлами (рис. [??]).</w:t>
+      </w:r>
+    </w:p>
+    <w:p>
+      <w:pPr>
+        <w:pStyle w:val="CaptionedFigure"/>
+      </w:pPr>
+      <w:r>
+        <w:drawing>
+          <wp:inline>
+            <wp:extent cx="3733800" cy="3968707"/>
+            <wp:effectExtent b="0" l="0" r="0" t="0"/>
+            <wp:docPr descr="Задание 16. Условие и верный ответ." title="fig:" id="68" name="Picture"/>
+            <a:graphic>
+              <a:graphicData uri="http://schemas.openxmlformats.org/drawingml/2006/picture">
+                <pic:pic>
+                  <pic:nvPicPr>
+                    <pic:cNvPr descr="image/fig016.png" id="69" name="Picture"/>
+                    <pic:cNvPicPr>
+                      <a:picLocks noChangeArrowheads="1" noChangeAspect="1"/>
+                    </pic:cNvPicPr>
+                  </pic:nvPicPr>
+                  <pic:blipFill>
+                    <a:blip r:embed="rId67"/>
+                    <a:stretch>
+                      <a:fillRect/>
+                    </a:stretch>
+                  </pic:blipFill>
+                  <pic:spPr bwMode="auto">
+                    <a:xfrm>
+                      <a:off x="0" y="0"/>
+                      <a:ext cx="3733800" cy="3968707"/>
+                    </a:xfrm>
+                    <a:prstGeom prst="rect">
+                      <a:avLst/>
+                    </a:prstGeom>
+                    <a:noFill/>
+                    <a:ln w="9525">
+                      <a:noFill/>
+                      <a:headEnd/>
+                      <a:tailEnd/>
+                    </a:ln>
+                  </pic:spPr>
+                </pic:pic>
+              </a:graphicData>
+            </a:graphic>
+          </wp:inline>
+        </w:drawing>
+      </w:r>
+    </w:p>
+    <w:p>
+      <w:pPr>
+        <w:pStyle w:val="ImageCaption"/>
+      </w:pPr>
+      <w:r>
+        <w:t xml:space="preserve">Задание 16. Условие и верный ответ.</w:t>
+      </w:r>
+    </w:p>
+    <w:p>
+      <w:pPr>
+        <w:pStyle w:val="BodyText"/>
+      </w:pPr>
+      <w:r>
+        <w:rPr>
+          <w:bCs/>
+          <w:b/>
+        </w:rPr>
+        <w:t xml:space="preserve">Задание 17.</w:t>
+      </w:r>
+      <w:r>
+        <w:t xml:space="preserve"> </w:t>
+      </w:r>
+      <w:r>
+        <w:t xml:space="preserve">Должен ли получатель использовать браузер Tor (или другой браузер, основанный на луковой маршрутизации) для успешного получения пакетов?</w:t>
+      </w:r>
+    </w:p>
+    <w:p>
+      <w:pPr>
+        <w:pStyle w:val="BodyText"/>
+      </w:pPr>
+      <w:r>
+        <w:t xml:space="preserve">Правильный ответ: нет. IP-адрес не зависит от браузера, а отправитель должен знать своего получателя и браузер на это не оказывает влияния (рис. [??]).</w:t>
+      </w:r>
+    </w:p>
+    <w:p>
+      <w:pPr>
+        <w:pStyle w:val="CaptionedFigure"/>
+      </w:pPr>
+      <w:r>
+        <w:drawing>
+          <wp:inline>
+            <wp:extent cx="3733800" cy="1711088"/>
+            <wp:effectExtent b="0" l="0" r="0" t="0"/>
+            <wp:docPr descr="Задание 17. Условие и верный ответ." title="fig:" id="71" name="Picture"/>
+            <a:graphic>
+              <a:graphicData uri="http://schemas.openxmlformats.org/drawingml/2006/picture">
+                <pic:pic>
+                  <pic:nvPicPr>
+                    <pic:cNvPr descr="image/fig017.png" id="72" name="Picture"/>
+                    <pic:cNvPicPr>
+                      <a:picLocks noChangeArrowheads="1" noChangeAspect="1"/>
+                    </pic:cNvPicPr>
+                  </pic:nvPicPr>
+                  <pic:blipFill>
+                    <a:blip r:embed="rId70"/>
+                    <a:stretch>
+                      <a:fillRect/>
+                    </a:stretch>
+                  </pic:blipFill>
+                  <pic:spPr bwMode="auto">
+                    <a:xfrm>
+                      <a:off x="0" y="0"/>
+                      <a:ext cx="3733800" cy="1711088"/>
+                    </a:xfrm>
+                    <a:prstGeom prst="rect">
+                      <a:avLst/>
+                    </a:prstGeom>
+                    <a:noFill/>
+                    <a:ln w="9525">
+                      <a:noFill/>
+                      <a:headEnd/>
+                      <a:tailEnd/>
+                    </a:ln>
+                  </pic:spPr>
+                </pic:pic>
+              </a:graphicData>
+            </a:graphic>
+          </wp:inline>
+        </w:drawing>
+      </w:r>
+    </w:p>
+    <w:p>
+      <w:pPr>
+        <w:pStyle w:val="ImageCaption"/>
+      </w:pPr>
+      <w:r>
+        <w:t xml:space="preserve">Задание 17. Условие и верный ответ.</w:t>
+      </w:r>
+    </w:p>
+    <w:bookmarkEnd w:id="73"/>
+    <w:bookmarkStart w:id="89" w:name="беспроводные-сети-wi-fi"/>
+    <w:p>
+      <w:pPr>
+        <w:pStyle w:val="Heading3"/>
+      </w:pPr>
+      <w:r>
+        <w:rPr>
+          <w:rStyle w:val="SectionNumber"/>
+        </w:rPr>
+        <w:t xml:space="preserve">2.0.4</w:t>
+      </w:r>
+      <w:r>
+        <w:tab/>
+      </w:r>
+      <w:r>
+        <w:t xml:space="preserve">Беспроводные сети Wi-fi</w:t>
+      </w:r>
+    </w:p>
+    <w:p>
+      <w:pPr>
+        <w:pStyle w:val="FirstParagraph"/>
+      </w:pPr>
+      <w:r>
+        <w:rPr>
+          <w:bCs/>
+          <w:b/>
+        </w:rPr>
+        <w:t xml:space="preserve">Задание 18.</w:t>
+      </w:r>
+      <w:r>
+        <w:t xml:space="preserve"> </w:t>
+      </w:r>
+      <w:r>
+        <w:t xml:space="preserve">Wi-Fi - это…</w:t>
+      </w:r>
+    </w:p>
+    <w:p>
+      <w:pPr>
+        <w:pStyle w:val="BodyText"/>
+      </w:pPr>
+      <w:r>
+        <w:t xml:space="preserve">технология беспроводной локальной сети, работающая в соответствии со стандартом IEEE 802.11 (рис. [??]).</w:t>
+      </w:r>
+    </w:p>
+    <w:p>
+      <w:pPr>
+        <w:pStyle w:val="CaptionedFigure"/>
+      </w:pPr>
+      <w:r>
+        <w:drawing>
+          <wp:inline>
+            <wp:extent cx="3733800" cy="2203835"/>
+            <wp:effectExtent b="0" l="0" r="0" t="0"/>
+            <wp:docPr descr="Задание 18. Условие и верный ответ." title="fig:" id="75" name="Picture"/>
+            <a:graphic>
+              <a:graphicData uri="http://schemas.openxmlformats.org/drawingml/2006/picture">
+                <pic:pic>
+                  <pic:nvPicPr>
+                    <pic:cNvPr descr="image/fig018.png" id="76" name="Picture"/>
+                    <pic:cNvPicPr>
+                      <a:picLocks noChangeArrowheads="1" noChangeAspect="1"/>
+                    </pic:cNvPicPr>
+                  </pic:nvPicPr>
+                  <pic:blipFill>
+                    <a:blip r:embed="rId74"/>
+                    <a:stretch>
+                      <a:fillRect/>
+                    </a:stretch>
+                  </pic:blipFill>
+                  <pic:spPr bwMode="auto">
+                    <a:xfrm>
+                      <a:off x="0" y="0"/>
+                      <a:ext cx="3733800" cy="2203835"/>
+                    </a:xfrm>
+                    <a:prstGeom prst="rect">
+                      <a:avLst/>
+                    </a:prstGeom>
+                    <a:noFill/>
+                    <a:ln w="9525">
+                      <a:noFill/>
+                      <a:headEnd/>
+                      <a:tailEnd/>
+                    </a:ln>
+                  </pic:spPr>
+                </pic:pic>
+              </a:graphicData>
+            </a:graphic>
+          </wp:inline>
+        </w:drawing>
+      </w:r>
+    </w:p>
+    <w:p>
+      <w:pPr>
+        <w:pStyle w:val="ImageCaption"/>
+      </w:pPr>
+      <w:r>
+        <w:t xml:space="preserve">Задание 18. Условие и верный ответ.</w:t>
+      </w:r>
+    </w:p>
+    <w:p>
+      <w:pPr>
+        <w:pStyle w:val="BodyText"/>
+      </w:pPr>
+      <w:r>
+        <w:rPr>
+          <w:bCs/>
+          <w:b/>
+        </w:rPr>
+        <w:t xml:space="preserve">Задание 19.</w:t>
+      </w:r>
+      <w:r>
+        <w:t xml:space="preserve"> </w:t>
+      </w:r>
+      <w:r>
+        <w:t xml:space="preserve">На каком уровне работает протокол WiFi?</w:t>
+      </w:r>
+    </w:p>
+    <w:p>
+      <w:pPr>
+        <w:pStyle w:val="BodyText"/>
+      </w:pPr>
+      <w:r>
+        <w:t xml:space="preserve">WiFi - технология канального уровня (рис. [??]).</w:t>
+      </w:r>
+    </w:p>
+    <w:p>
+      <w:pPr>
+        <w:pStyle w:val="CaptionedFigure"/>
+      </w:pPr>
+      <w:r>
+        <w:drawing>
+          <wp:inline>
+            <wp:extent cx="3733800" cy="4108568"/>
+            <wp:effectExtent b="0" l="0" r="0" t="0"/>
+            <wp:docPr descr="Задание 19. Условие и верный ответ." title="fig:" id="78" name="Picture"/>
+            <a:graphic>
+              <a:graphicData uri="http://schemas.openxmlformats.org/drawingml/2006/picture">
+                <pic:pic>
+                  <pic:nvPicPr>
+                    <pic:cNvPr descr="image/fig019.png" id="79" name="Picture"/>
+                    <pic:cNvPicPr>
+                      <a:picLocks noChangeArrowheads="1" noChangeAspect="1"/>
+                    </pic:cNvPicPr>
+                  </pic:nvPicPr>
+                  <pic:blipFill>
+                    <a:blip r:embed="rId77"/>
+                    <a:stretch>
+                      <a:fillRect/>
+                    </a:stretch>
+                  </pic:blipFill>
+                  <pic:spPr bwMode="auto">
+                    <a:xfrm>
+                      <a:off x="0" y="0"/>
+                      <a:ext cx="3733800" cy="4108568"/>
+                    </a:xfrm>
+                    <a:prstGeom prst="rect">
+                      <a:avLst/>
+                    </a:prstGeom>
+                    <a:noFill/>
+                    <a:ln w="9525">
+                      <a:noFill/>
+                      <a:headEnd/>
+                      <a:tailEnd/>
+                    </a:ln>
+                  </pic:spPr>
+                </pic:pic>
+              </a:graphicData>
+            </a:graphic>
+          </wp:inline>
+        </w:drawing>
+      </w:r>
+    </w:p>
+    <w:p>
+      <w:pPr>
+        <w:pStyle w:val="ImageCaption"/>
+      </w:pPr>
+      <w:r>
+        <w:t xml:space="preserve">Задание 19. Условие и верный ответ.</w:t>
+      </w:r>
+    </w:p>
+    <w:p>
+      <w:pPr>
+        <w:pStyle w:val="BodyText"/>
+      </w:pPr>
+      <w:r>
+        <w:rPr>
+          <w:bCs/>
+          <w:b/>
+        </w:rPr>
+        <w:t xml:space="preserve">Задание 20.</w:t>
+      </w:r>
+      <w:r>
+        <w:t xml:space="preserve"> </w:t>
+      </w:r>
+      <w:r>
+        <w:t xml:space="preserve">Небезопасный метод обеспечения шифрования и аутентификации в сети Wi-Fi: WPA, WEP, WPA2, WPA3?</w:t>
+      </w:r>
+    </w:p>
+    <w:p>
+      <w:pPr>
+        <w:pStyle w:val="BodyText"/>
+      </w:pPr>
+      <w:r>
+        <w:t xml:space="preserve">Правильный ответ: WEP. Это самый ранний метод обеспечения шифрования и аутентификации в сети Wi-Fi. Он устарел, в частности, потому, что использовал малую длину ключа: так, например, он использовал длину ключа в 40 бит, это довольно мало на сегодняшний день, он может быть легко взломан (рис. [??]).</w:t>
+      </w:r>
+    </w:p>
+    <w:p>
+      <w:pPr>
+        <w:pStyle w:val="CaptionedFigure"/>
+      </w:pPr>
+      <w:r>
+        <w:drawing>
+          <wp:inline>
+            <wp:extent cx="3733800" cy="2612777"/>
+            <wp:effectExtent b="0" l="0" r="0" t="0"/>
+            <wp:docPr descr="Задание 20. Условие и верный ответ." title="fig:" id="81" name="Picture"/>
+            <a:graphic>
+              <a:graphicData uri="http://schemas.openxmlformats.org/drawingml/2006/picture">
+                <pic:pic>
+                  <pic:nvPicPr>
+                    <pic:cNvPr descr="image/fig020.png" id="82" name="Picture"/>
+                    <pic:cNvPicPr>
+                      <a:picLocks noChangeArrowheads="1" noChangeAspect="1"/>
+                    </pic:cNvPicPr>
+                  </pic:nvPicPr>
+                  <pic:blipFill>
+                    <a:blip r:embed="rId80"/>
+                    <a:stretch>
+                      <a:fillRect/>
+                    </a:stretch>
+                  </pic:blipFill>
+                  <pic:spPr bwMode="auto">
+                    <a:xfrm>
+                      <a:off x="0" y="0"/>
+                      <a:ext cx="3733800" cy="2612777"/>
+                    </a:xfrm>
+                    <a:prstGeom prst="rect">
+                      <a:avLst/>
+                    </a:prstGeom>
+                    <a:noFill/>
+                    <a:ln w="9525">
+                      <a:noFill/>
+                      <a:headEnd/>
+                      <a:tailEnd/>
+                    </a:ln>
+                  </pic:spPr>
+                </pic:pic>
+              </a:graphicData>
+            </a:graphic>
+          </wp:inline>
+        </w:drawing>
+      </w:r>
+    </w:p>
+    <w:p>
+      <w:pPr>
+        <w:pStyle w:val="ImageCaption"/>
+      </w:pPr>
+      <w:r>
+        <w:t xml:space="preserve">Задание 20. Условие и верный ответ.</w:t>
+      </w:r>
+    </w:p>
+    <w:p>
+      <w:pPr>
+        <w:pStyle w:val="BodyText"/>
+      </w:pPr>
+      <w:r>
+        <w:rPr>
+          <w:bCs/>
+          <w:b/>
+        </w:rPr>
+        <w:t xml:space="preserve">Задание 21.</w:t>
+      </w:r>
+      <w:r>
+        <w:t xml:space="preserve"> </w:t>
+      </w:r>
+      <w:r>
+        <w:t xml:space="preserve">Данные между хостом сети (компьютером или смартфоном) и роутером…</w:t>
+      </w:r>
+    </w:p>
+    <w:p>
+      <w:pPr>
+        <w:pStyle w:val="BodyText"/>
+      </w:pPr>
+      <w:r>
+        <w:t xml:space="preserve">передаются в зашифрованном виде после аутентификации устройств (рис. [??]).</w:t>
+      </w:r>
+    </w:p>
+    <w:p>
+      <w:pPr>
+        <w:pStyle w:val="CaptionedFigure"/>
+      </w:pPr>
+      <w:r>
+        <w:drawing>
+          <wp:inline>
+            <wp:extent cx="3733800" cy="2612777"/>
+            <wp:effectExtent b="0" l="0" r="0" t="0"/>
+            <wp:docPr descr="Задание 21. Условие и верный ответ." title="fig:" id="84" name="Picture"/>
+            <a:graphic>
+              <a:graphicData uri="http://schemas.openxmlformats.org/drawingml/2006/picture">
+                <pic:pic>
+                  <pic:nvPicPr>
+                    <pic:cNvPr descr="image/fig021.png" id="85" name="Picture"/>
+                    <pic:cNvPicPr>
+                      <a:picLocks noChangeArrowheads="1" noChangeAspect="1"/>
+                    </pic:cNvPicPr>
+                  </pic:nvPicPr>
+                  <pic:blipFill>
+                    <a:blip r:embed="rId83"/>
+                    <a:stretch>
+                      <a:fillRect/>
+                    </a:stretch>
+                  </pic:blipFill>
+                  <pic:spPr bwMode="auto">
+                    <a:xfrm>
+                      <a:off x="0" y="0"/>
+                      <a:ext cx="3733800" cy="2612777"/>
+                    </a:xfrm>
+                    <a:prstGeom prst="rect">
+                      <a:avLst/>
+                    </a:prstGeom>
+                    <a:noFill/>
+                    <a:ln w="9525">
+                      <a:noFill/>
+                      <a:headEnd/>
+                      <a:tailEnd/>
+                    </a:ln>
+                  </pic:spPr>
+                </pic:pic>
+              </a:graphicData>
+            </a:graphic>
+          </wp:inline>
+        </w:drawing>
+      </w:r>
+    </w:p>
+    <w:p>
+      <w:pPr>
+        <w:pStyle w:val="ImageCaption"/>
+      </w:pPr>
+      <w:r>
+        <w:t xml:space="preserve">Задание 21. Условие и верный ответ.</w:t>
+      </w:r>
+    </w:p>
+    <w:p>
+      <w:pPr>
+        <w:pStyle w:val="BodyText"/>
+      </w:pPr>
+      <w:r>
+        <w:rPr>
+          <w:bCs/>
+          <w:b/>
+        </w:rPr>
+        <w:t xml:space="preserve">Задание 22.</w:t>
+      </w:r>
+      <w:r>
+        <w:t xml:space="preserve"> </w:t>
+      </w:r>
+      <w:r>
+        <w:t xml:space="preserve">Для домашней сети для аутентификации обычно используется метод WPA2 Personal или WPA2 Enterprise?</w:t>
+      </w:r>
+    </w:p>
+    <w:p>
+      <w:pPr>
+        <w:pStyle w:val="BodyText"/>
+      </w:pPr>
+      <w:r>
+        <w:t xml:space="preserve">Правильный ответ: WPA2 Personal (рис. [??]).</w:t>
+      </w:r>
+    </w:p>
+    <w:p>
+      <w:pPr>
+        <w:pStyle w:val="CaptionedFigure"/>
+      </w:pPr>
+      <w:r>
+        <w:drawing>
+          <wp:inline>
+            <wp:extent cx="3733800" cy="2524667"/>
+            <wp:effectExtent b="0" l="0" r="0" t="0"/>
+            <wp:docPr descr="Задание 22. Условие и верный ответ." title="fig:" id="87" name="Picture"/>
+            <a:graphic>
+              <a:graphicData uri="http://schemas.openxmlformats.org/drawingml/2006/picture">
+                <pic:pic>
+                  <pic:nvPicPr>
+                    <pic:cNvPr descr="image/fig022.png" id="88" name="Picture"/>
+                    <pic:cNvPicPr>
+                      <a:picLocks noChangeArrowheads="1" noChangeAspect="1"/>
+                    </pic:cNvPicPr>
+                  </pic:nvPicPr>
+                  <pic:blipFill>
+                    <a:blip r:embed="rId86"/>
+                    <a:stretch>
+                      <a:fillRect/>
+                    </a:stretch>
+                  </pic:blipFill>
+                  <pic:spPr bwMode="auto">
+                    <a:xfrm>
+                      <a:off x="0" y="0"/>
+                      <a:ext cx="3733800" cy="2524667"/>
+                    </a:xfrm>
+                    <a:prstGeom prst="rect">
+                      <a:avLst/>
+                    </a:prstGeom>
+                    <a:noFill/>
+                    <a:ln w="9525">
+                      <a:noFill/>
+                      <a:headEnd/>
+                      <a:tailEnd/>
+                    </a:ln>
+                  </pic:spPr>
+                </pic:pic>
+              </a:graphicData>
+            </a:graphic>
+          </wp:inline>
+        </w:drawing>
+      </w:r>
+    </w:p>
+    <w:p>
+      <w:pPr>
+        <w:pStyle w:val="ImageCaption"/>
+      </w:pPr>
+      <w:r>
+        <w:t xml:space="preserve">Задание 22. Условие и верный ответ.</w:t>
+      </w:r>
+    </w:p>
+    <w:bookmarkEnd w:id="89"/>
+    <w:bookmarkEnd w:id="90"/>
+    <w:bookmarkStart w:id="91" w:name="выводы"/>
     <w:p>
       <w:pPr>
         <w:pStyle w:val="Heading1"/>
@@ -1279,11 +2126,11 @@
         <w:pStyle w:val="FirstParagraph"/>
       </w:pPr>
       <w:r>
-        <w:t xml:space="preserve">В результате выполнения работы я повысили свои навыки использования интерфейса командой строки (CLI), познакомились на примерах с тем, как используются расширенные атрибуты при разграничении доступа.</w:t>
-      </w:r>
-    </w:p>
-    <w:bookmarkEnd w:id="60"/>
-    <w:bookmarkStart w:id="64" w:name="список-литературы"/>
+        <w:t xml:space="preserve">При выполнении этой части внешнего курса я закрепила свои знания о базовых сетевых протоколах, узнала больше о персонализации сети, браузере TOR и беспроводных сетях.</w:t>
+      </w:r>
+    </w:p>
+    <w:bookmarkEnd w:id="91"/>
+    <w:bookmarkStart w:id="95" w:name="список-литературы"/>
     <w:p>
       <w:pPr>
         <w:pStyle w:val="Heading1"/>
@@ -1292,8 +2139,8 @@
         <w:t xml:space="preserve">Список литературы</w:t>
       </w:r>
     </w:p>
-    <w:bookmarkStart w:id="63" w:name="refs"/>
-    <w:bookmarkStart w:id="62" w:name="ref-tuis"/>
+    <w:bookmarkStart w:id="94" w:name="refs"/>
+    <w:bookmarkStart w:id="93" w:name="ref-stepic"/>
     <w:p>
       <w:pPr>
         <w:pStyle w:val="Bibliography"/>
@@ -1308,26 +2155,26 @@
         <w:t xml:space="preserve">	</w:t>
       </w:r>
       <w:r>
-        <w:t xml:space="preserve">ТУИС [Электронный ресурс]. РУДН. URL:</w:t>
-      </w:r>
-      <w:r>
-        <w:t xml:space="preserve"> </w:t>
-      </w:r>
-      <w:hyperlink r:id="rId61">
+        <w:t xml:space="preserve">Основы кибербезопасности [Электронный ресурс]. URL:</w:t>
+      </w:r>
+      <w:r>
+        <w:t xml:space="preserve"> </w:t>
+      </w:r>
+      <w:hyperlink r:id="rId92">
         <w:r>
           <w:rPr>
             <w:rStyle w:val="Hyperlink"/>
           </w:rPr>
-          <w:t xml:space="preserve">https://esystem.rudn.ru/mod/page/view.php?id=1098937</w:t>
+          <w:t xml:space="preserve">https://stepik.org/course/111512/syllabus</w:t>
         </w:r>
       </w:hyperlink>
       <w:r>
         <w:t xml:space="preserve">.</w:t>
       </w:r>
     </w:p>
-    <w:bookmarkEnd w:id="62"/>
-    <w:bookmarkEnd w:id="63"/>
-    <w:bookmarkEnd w:id="64"/>
+    <w:bookmarkEnd w:id="93"/>
+    <w:bookmarkEnd w:id="94"/>
+    <w:bookmarkEnd w:id="95"/>
     <w:sectPr/>
   </w:body>
 </w:document>
